--- a/project/documents/reportletters/recordedassignment.docx
+++ b/project/documents/reportletters/recordedassignment.docx
@@ -2,253 +2,55 @@
 <file path=word/document.xml><?xml version="1.0" encoding="utf-8"?>
 <w:document xmlns:wpc="http://schemas.microsoft.com/office/word/2010/wordprocessingCanvas" xmlns:cx="http://schemas.microsoft.com/office/drawing/2014/chartex" xmlns:cx1="http://schemas.microsoft.com/office/drawing/2015/9/8/chartex" xmlns:cx2="http://schemas.microsoft.com/office/drawing/2015/10/21/chartex" xmlns:cx3="http://schemas.microsoft.com/office/drawing/2016/5/9/chartex" xmlns:cx4="http://schemas.microsoft.com/office/drawing/2016/5/10/chartex" xmlns:cx5="http://schemas.microsoft.com/office/drawing/2016/5/11/chartex" xmlns:cx6="http://schemas.microsoft.com/office/drawing/2016/5/12/chartex" xmlns:cx7="http://schemas.microsoft.com/office/drawing/2016/5/13/chartex" xmlns:cx8="http://schemas.microsoft.com/office/drawing/2016/5/14/chartex" xmlns:mc="http://schemas.openxmlformats.org/markup-compatibility/2006" xmlns:aink="http://schemas.microsoft.com/office/drawing/2016/ink" xmlns:am3d="http://schemas.microsoft.com/office/drawing/2017/model3d" xmlns:o="urn:schemas-microsoft-com:office:office" xmlns:oel="http://schemas.microsoft.com/office/2019/extlst" xmlns:r="http://schemas.openxmlformats.org/officeDocument/2006/relationships" xmlns:m="http://schemas.openxmlformats.org/officeDocument/2006/math" xmlns:v="urn:schemas-microsoft-com:vml" xmlns:wp14="http://schemas.microsoft.com/office/word/2010/wordprocessingDrawing" xmlns:wp="http://schemas.openxmlformats.org/drawingml/2006/wordprocessingDrawing" xmlns:w10="urn:schemas-microsoft-com:office:word" xmlns:w="http://schemas.openxmlformats.org/wordprocessingml/2006/main" xmlns:w14="http://schemas.microsoft.com/office/word/2010/wordml" xmlns:w15="http://schemas.microsoft.com/office/word/2012/wordml" xmlns:w16cex="http://schemas.microsoft.com/office/word/2018/wordml/cex" xmlns:w16cid="http://schemas.microsoft.com/office/word/2016/wordml/cid" xmlns:w16="http://schemas.microsoft.com/office/word/2018/wordml" xmlns:w16sdtdh="http://schemas.microsoft.com/office/word/2020/wordml/sdtdatahash" xmlns:w16se="http://schemas.microsoft.com/office/word/2015/wordml/symex" xmlns:wpg="http://schemas.microsoft.com/office/word/2010/wordprocessingGroup" xmlns:wpi="http://schemas.microsoft.com/office/word/2010/wordprocessingInk" xmlns:wne="http://schemas.microsoft.com/office/word/2006/wordml" xmlns:wps="http://schemas.microsoft.com/office/word/2010/wordprocessingShape" mc:Ignorable="w14 w15 w16se w16cid w16 w16cex w16sdtdh wp14">
   <w:body>
-    <w:p/>
-    <w:tbl>
-      <w:tblPr>
-        <w:tblW w:w="0" w:type="auto"/>
-        <w:tblLook w:val="01E0" w:firstRow="1" w:lastRow="1" w:firstColumn="1" w:lastColumn="1" w:noHBand="0" w:noVBand="0"/>
-      </w:tblPr>
-      <w:tblGrid>
-        <w:gridCol w:w="4788"/>
-        <w:gridCol w:w="4788"/>
-      </w:tblGrid>
-      <w:tr>
-        <w:tc>
-          <w:tcPr>
-            <w:tcW w:w="4788" w:type="dxa"/>
-            <w:shd w:val="clear" w:color="auto" w:fill="auto"/>
-          </w:tcPr>
-          <w:p>
-            <w:pPr>
-              <w:tabs>
-                <w:tab w:val="right" w:pos="9360"/>
-              </w:tabs>
-              <w:rPr>
-                <w:rFonts w:ascii="Times New Roman" w:hAnsi="Times New Roman"/>
-                <w:b/>
-                <w:bCs/>
-                <w:sz w:val="20"/>
-              </w:rPr>
-            </w:pPr>
-            <w:r>
-              <w:rPr>
-                <w:rFonts w:ascii="Times New Roman" w:hAnsi="Times New Roman"/>
-                <w:b/>
-                <w:bCs/>
-                <w:sz w:val="20"/>
-              </w:rPr>
-              <w:t>&lt;&lt;</w:t>
-            </w:r>
-            <w:r>
-              <w:rPr>
-                <w:rFonts w:ascii="Times New Roman" w:hAnsi="Times New Roman"/>
-                <w:b/>
-                <w:bCs/>
-                <w:sz w:val="20"/>
-              </w:rPr>
-              <w:t>WAName</w:t>
-            </w:r>
-            <w:r>
-              <w:rPr>
-                <w:rFonts w:ascii="Times New Roman" w:hAnsi="Times New Roman"/>
-                <w:b/>
-                <w:bCs/>
-                <w:sz w:val="20"/>
-              </w:rPr>
-              <w:t>&gt;&gt; &lt;&lt;</w:t>
-            </w:r>
-            <w:r>
-              <w:rPr>
-                <w:rFonts w:ascii="Times New Roman" w:hAnsi="Times New Roman"/>
-                <w:b/>
-                <w:bCs/>
-                <w:sz w:val="20"/>
-              </w:rPr>
-              <w:t>WAPhone</w:t>
-            </w:r>
-            <w:r>
-              <w:rPr>
-                <w:rFonts w:ascii="Times New Roman" w:hAnsi="Times New Roman"/>
-                <w:b/>
-                <w:bCs/>
-                <w:sz w:val="20"/>
-              </w:rPr>
-              <w:t>&gt;&gt; - Direct Dial</w:t>
-            </w:r>
-          </w:p>
-        </w:tc>
-        <w:tc>
-          <w:tcPr>
-            <w:tcW w:w="4788" w:type="dxa"/>
-            <w:shd w:val="clear" w:color="auto" w:fill="auto"/>
-          </w:tcPr>
-          <w:p>
-            <w:pPr>
-              <w:tabs>
-                <w:tab w:val="right" w:pos="9360"/>
-              </w:tabs>
-              <w:jc w:val="right"/>
-              <w:rPr>
-                <w:rFonts w:ascii="Times New Roman" w:hAnsi="Times New Roman"/>
-                <w:b/>
-                <w:bCs/>
-                <w:sz w:val="20"/>
-              </w:rPr>
-            </w:pPr>
-            <w:r>
-              <w:rPr>
-                <w:rFonts w:ascii="Times New Roman" w:hAnsi="Times New Roman"/>
-                <w:b/>
-                <w:bCs/>
-                <w:sz w:val="20"/>
-              </w:rPr>
-              <w:t>&lt;&lt;paraName&gt;&gt; &lt;&lt;paraPhone&gt;&gt; - Direct Dial</w:t>
-            </w:r>
-          </w:p>
-        </w:tc>
-      </w:tr>
-      <w:tr>
-        <w:tc>
-          <w:tcPr>
-            <w:tcW w:w="4788" w:type="dxa"/>
-            <w:shd w:val="clear" w:color="auto" w:fill="auto"/>
-          </w:tcPr>
-          <w:p>
-            <w:pPr>
-              <w:tabs>
-                <w:tab w:val="right" w:pos="9360"/>
-              </w:tabs>
-              <w:rPr>
-                <w:rFonts w:ascii="Times New Roman" w:hAnsi="Times New Roman"/>
-                <w:b/>
-                <w:bCs/>
-                <w:sz w:val="20"/>
-              </w:rPr>
-            </w:pPr>
-            <w:r>
-              <w:rPr>
-                <w:rFonts w:ascii="Times New Roman" w:hAnsi="Times New Roman"/>
-                <w:b/>
-                <w:bCs/>
-                <w:sz w:val="20"/>
-              </w:rPr>
-              <w:t>&lt;&lt;</w:t>
-            </w:r>
-            <w:r>
-              <w:rPr>
-                <w:rFonts w:ascii="Times New Roman" w:hAnsi="Times New Roman"/>
-                <w:b/>
-                <w:bCs/>
-                <w:sz w:val="20"/>
-              </w:rPr>
-              <w:t>WAEmail</w:t>
-            </w:r>
-            <w:r>
-              <w:rPr>
-                <w:rFonts w:ascii="Times New Roman" w:hAnsi="Times New Roman"/>
-                <w:b/>
-                <w:bCs/>
-                <w:sz w:val="20"/>
-              </w:rPr>
-              <w:t>&gt;&gt;</w:t>
-            </w:r>
-          </w:p>
-        </w:tc>
-        <w:tc>
-          <w:tcPr>
-            <w:tcW w:w="4788" w:type="dxa"/>
-            <w:shd w:val="clear" w:color="auto" w:fill="auto"/>
-          </w:tcPr>
-          <w:p>
-            <w:pPr>
-              <w:tabs>
-                <w:tab w:val="right" w:pos="9360"/>
-              </w:tabs>
-              <w:jc w:val="right"/>
-              <w:rPr>
-                <w:rFonts w:ascii="Times New Roman" w:hAnsi="Times New Roman"/>
-                <w:b/>
-                <w:bCs/>
-                <w:sz w:val="20"/>
-              </w:rPr>
-            </w:pPr>
-            <w:r>
-              <w:rPr>
-                <w:rFonts w:ascii="Times New Roman" w:hAnsi="Times New Roman"/>
-                <w:b/>
-                <w:bCs/>
-                <w:sz w:val="20"/>
-              </w:rPr>
-              <w:t>&lt;&lt;paraEmail&gt;&gt;</w:t>
-            </w:r>
-          </w:p>
-        </w:tc>
-      </w:tr>
-    </w:tbl>
-    <w:p>
-      <w:pPr>
-        <w:tabs>
-          <w:tab w:val="right" w:pos="9360"/>
-        </w:tabs>
-        <w:rPr>
-          <w:rFonts w:ascii="Times New Roman" w:hAnsi="Times New Roman"/>
-        </w:rPr>
-      </w:pPr>
-    </w:p>
-    <w:p>
-      <w:r>
-        <w:t>&lt;&lt;currentDate&gt;&gt;</w:t>
-      </w:r>
-    </w:p>
-    <w:p/>
-    <w:p>
-      <w:pPr>
-        <w:tabs>
-          <w:tab w:val="left" w:pos="-1440"/>
-        </w:tabs>
-      </w:pPr>
-      <w:r>
-        <w:t>&lt;&lt;recipient&gt;&gt;</w:t>
-      </w:r>
-    </w:p>
-    <w:p>
-      <w:pPr>
-        <w:tabs>
-          <w:tab w:val="left" w:pos="-1440"/>
-        </w:tabs>
-      </w:pPr>
-      <w:r>
-        <w:t>&lt;&lt;corrContactTitle&gt;&gt;</w:t>
-      </w:r>
-    </w:p>
-    <w:p>
-      <w:pPr>
-        <w:tabs>
-          <w:tab w:val="left" w:pos="-1440"/>
-        </w:tabs>
-      </w:pPr>
-      <w:r>
-        <w:t>&lt;&lt;orgName&gt;&gt;</w:t>
-      </w:r>
-    </w:p>
-    <w:p>
-      <w:pPr>
-        <w:tabs>
-          <w:tab w:val="right" w:pos="9360"/>
-        </w:tabs>
-      </w:pPr>
-      <w:r>
-        <w:t>&lt;&lt;workAddr&gt;&gt;</w:t>
-      </w:r>
-    </w:p>
-    <w:p>
-      <w:pPr>
-        <w:tabs>
-          <w:tab w:val="right" w:pos="9360"/>
-        </w:tabs>
-      </w:pPr>
-      <w:r>
-        <w:t>&lt;&lt;CSZ&gt;&gt;</w:t>
+    <w:p>
+      <w:r>
+        <w:t>Subject line: &lt;&lt;This.orgName&gt;&gt; &lt;&lt;This.clientRefNo&gt;&gt; / SLW Ref: &lt;&lt;This.matterNo&gt;&gt; / SLW Report out: &lt;&lt;activityname&gt;&gt;</w:t>
+      </w:r>
+    </w:p>
+    <w:p>
+      <w:pPr>
+        <w:pStyle w:val="NormalWeb"/>
+      </w:pPr>
+      <w:r>
+        <w:t>Body of email:</w:t>
+      </w:r>
+    </w:p>
+    <w:p>
+      <w:pPr>
+        <w:pStyle w:val="NormalWeb"/>
+      </w:pPr>
+    </w:p>
+    <w:p>
+      <w:pPr>
+        <w:pStyle w:val="NormalWeb"/>
+      </w:pPr>
+    </w:p>
+    <w:p>
+      <w:pPr>
+        <w:pStyle w:val="NormalWeb"/>
+      </w:pPr>
+    </w:p>
+    <w:p>
+      <w:pPr>
+        <w:pStyle w:val="NormalWeb"/>
+      </w:pPr>
+      <w:r>
+        <w:t xml:space="preserve">SCHWEGMAN LUNDBERG &amp; WOESSNER, P.A. </w:t>
+      </w:r>
+    </w:p>
+    <w:p>
+      <w:pPr>
+        <w:pStyle w:val="NormalWeb"/>
+      </w:pPr>
+    </w:p>
+    <w:p>
+      <w:r>
+        <w:t>&lt;&lt;This.WAName&gt;&gt; &lt;&lt;This.WAPhone&gt;&gt;  &lt;&lt;This.WAEmail&gt;&gt;</w:t>
+      </w:r>
+    </w:p>
+    <w:p>
+      <w:r>
+        <w:t>&lt;&lt;This.paraName&gt;&gt; &lt;&lt;This.paraPhone&gt;&gt;  &lt;&lt;This.paraEmail&gt;&gt;</w:t>
       </w:r>
     </w:p>
     <w:p>
@@ -279,57 +81,9 @@
           <w:rFonts w:ascii="Times New Roman" w:hAnsi="Times New Roman"/>
         </w:rPr>
         <w:tab/>
-        <w:t xml:space="preserve">Docket # </w:t>
-      </w:r>
-      <w:r>
-        <w:rPr>
-          <w:rFonts w:ascii="Times New Roman" w:hAnsi="Times New Roman"/>
-        </w:rPr>
-        <w:t>&lt;&lt;matterNo&gt;&gt;</w:t>
-      </w:r>
-      <w:r>
-        <w:rPr>
-          <w:rFonts w:ascii="Times New Roman" w:hAnsi="Times New Roman"/>
-          <w:b/>
-          <w:bCs/>
-        </w:rPr>
-        <w:t xml:space="preserve"> </w:t>
-      </w:r>
-      <w:r>
-        <w:rPr>
-          <w:rFonts w:ascii="Times New Roman" w:hAnsi="Times New Roman"/>
-          <w:b/>
-          <w:bCs/>
-          <w:noProof/>
-        </w:rPr>
-        <w:t>-</w:t>
-      </w:r>
-      <w:r>
-        <w:rPr>
-          <w:rFonts w:ascii="Times New Roman" w:hAnsi="Times New Roman"/>
-          <w:b/>
-          <w:bCs/>
-          <w:noProof/>
-        </w:rPr>
-        <w:t xml:space="preserve"> &lt;&lt;clientName&gt;&gt;</w:t>
-      </w:r>
-      <w:r>
-        <w:rPr>
-          <w:rFonts w:ascii="Times New Roman" w:hAnsi="Times New Roman"/>
-          <w:b/>
-          <w:bCs/>
-          <w:noProof/>
-        </w:rPr>
-        <w:t xml:space="preserve"> </w:t>
-      </w:r>
-      <w:r>
-        <w:rPr>
-          <w:rFonts w:ascii="Times New Roman" w:hAnsi="Times New Roman"/>
-          <w:b/>
-          <w:bCs/>
-          <w:noProof/>
-        </w:rPr>
-        <w:t>&lt;&lt;clientRefNo&gt;&gt;</w:t>
+      </w:r>
+      <w:r>
+        <w:t>&lt;&lt;This.orgName&gt;&gt; &lt;&lt;This.clientRefNo&gt;&gt; - SLW Ref. No. &lt;&lt;This.matterNo&gt;&gt;</w:t>
       </w:r>
     </w:p>
     <w:p>
@@ -393,50 +147,53 @@
           <w:rFonts w:ascii="Times New Roman" w:hAnsi="Times New Roman"/>
         </w:rPr>
       </w:pPr>
-    </w:p>
-    <w:p>
-      <w:pPr>
-        <w:rPr>
-          <w:rFonts w:ascii="Times New Roman" w:hAnsi="Times New Roman"/>
-        </w:rPr>
-      </w:pPr>
-      <w:r>
-        <w:rPr>
-          <w:rFonts w:ascii="Times New Roman" w:hAnsi="Times New Roman"/>
-        </w:rPr>
-        <w:t xml:space="preserve">Dear </w:t>
-      </w:r>
-      <w:r>
-        <w:rPr>
-          <w:rFonts w:ascii="Times New Roman" w:hAnsi="Times New Roman"/>
-        </w:rPr>
-        <w:t>&lt;&lt;salutation&gt;&gt;:</w:t>
-      </w:r>
-    </w:p>
-    <w:p>
-      <w:pPr>
-        <w:rPr>
-          <w:rFonts w:ascii="Times New Roman" w:hAnsi="Times New Roman"/>
-        </w:rPr>
-      </w:pPr>
-    </w:p>
-    <w:p>
-      <w:pPr>
-        <w:rPr>
-          <w:rFonts w:ascii="Times New Roman" w:hAnsi="Times New Roman"/>
-        </w:rPr>
-      </w:pPr>
-      <w:r>
-        <w:rPr>
-          <w:rFonts w:ascii="Times New Roman" w:hAnsi="Times New Roman"/>
-        </w:rPr>
-        <w:t>We are pleased to report that</w:t>
-      </w:r>
-      <w:r>
-        <w:rPr>
-          <w:rFonts w:ascii="Times New Roman" w:hAnsi="Times New Roman"/>
-        </w:rPr>
-        <w:t xml:space="preserve"> the above-identified application </w:t>
+      <w:r>
+        <w:rPr>
+          <w:rFonts w:ascii="Times New Roman" w:hAnsi="Times New Roman"/>
+        </w:rPr>
+        <w:t>&lt;&lt;salutation&gt;&gt;</w:t>
+      </w:r>
+    </w:p>
+    <w:p>
+      <w:pPr>
+        <w:rPr>
+          <w:rFonts w:ascii="Times New Roman" w:hAnsi="Times New Roman"/>
+        </w:rPr>
+      </w:pPr>
+      <w:r>
+        <w:rPr>
+          <w:rFonts w:ascii="Times New Roman" w:hAnsi="Times New Roman"/>
+        </w:rPr>
+        <w:t xml:space="preserve">The following represents new activity on the above mentioned matter. </w:t>
+      </w:r>
+    </w:p>
+    <w:p>
+      <w:pPr>
+        <w:rPr>
+          <w:rFonts w:ascii="Times New Roman" w:hAnsi="Times New Roman"/>
+        </w:rPr>
+      </w:pPr>
+    </w:p>
+    <w:p>
+      <w:pPr>
+        <w:rPr>
+          <w:rFonts w:ascii="Times New Roman" w:hAnsi="Times New Roman"/>
+        </w:rPr>
+      </w:pPr>
+      <w:r>
+        <w:t xml:space="preserve">ACTION BEING REPORTED:  </w:t>
+      </w:r>
+      <w:r>
+        <w:rPr>
+          <w:rFonts w:ascii="Times New Roman" w:hAnsi="Times New Roman"/>
+        </w:rPr>
+        <w:t xml:space="preserve">&lt;&lt;actrepText&gt;&gt; </w:t>
+      </w:r>
+      <w:r>
+        <w:rPr>
+          <w:rFonts w:ascii="Times New Roman" w:hAnsi="Times New Roman"/>
+        </w:rPr>
+        <w:t xml:space="preserve">above-identified application </w:t>
       </w:r>
       <w:r>
         <w:rPr>
@@ -553,6 +310,52 @@
           <w:rFonts w:ascii="Times New Roman" w:hAnsi="Times New Roman"/>
         </w:rPr>
       </w:pPr>
+      <w:r>
+        <w:rPr>
+          <w:rFonts w:ascii="Times New Roman" w:hAnsi="Times New Roman"/>
+        </w:rPr>
+        <w:t>&lt;&lt;correctionText&gt;&gt;</w:t>
+      </w:r>
+    </w:p>
+    <w:p>
+      <w:pPr>
+        <w:rPr>
+          <w:rFonts w:ascii="Times New Roman" w:hAnsi="Times New Roman"/>
+        </w:rPr>
+      </w:pPr>
+      <w:r>
+        <w:rPr>
+          <w:rFonts w:ascii="Times New Roman" w:hAnsi="Times New Roman"/>
+        </w:rPr>
+        <w:t>ACTION REQUIRED: &lt;&lt;actText&gt;&gt;</w:t>
+      </w:r>
+    </w:p>
+    <w:p>
+      <w:pPr>
+        <w:rPr>
+          <w:rFonts w:ascii="Times New Roman" w:hAnsi="Times New Roman"/>
+        </w:rPr>
+      </w:pPr>
+    </w:p>
+    <w:p>
+      <w:pPr>
+        <w:rPr>
+          <w:rFonts w:ascii="Times New Roman" w:hAnsi="Times New Roman"/>
+        </w:rPr>
+      </w:pPr>
+      <w:r>
+        <w:rPr>
+          <w:rFonts w:ascii="Times New Roman" w:hAnsi="Times New Roman"/>
+        </w:rPr>
+        <w:t>ADDITIONAL NOTES: &lt;&lt;addText&gt;&gt;</w:t>
+      </w:r>
+    </w:p>
+    <w:p>
+      <w:pPr>
+        <w:rPr>
+          <w:rFonts w:ascii="Times New Roman" w:hAnsi="Times New Roman"/>
+        </w:rPr>
+      </w:pPr>
     </w:p>
     <w:p>
       <w:pPr>
@@ -573,171 +376,6 @@
         <w:t>&lt;&lt;WAPhone&gt;&gt;.</w:t>
       </w:r>
     </w:p>
-    <w:p>
-      <w:pPr>
-        <w:rPr>
-          <w:rFonts w:ascii="Times New Roman" w:hAnsi="Times New Roman"/>
-        </w:rPr>
-      </w:pPr>
-    </w:p>
-    <w:p>
-      <w:pPr>
-        <w:rPr>
-          <w:rFonts w:ascii="Times New Roman" w:hAnsi="Times New Roman"/>
-        </w:rPr>
-      </w:pPr>
-      <w:r>
-        <w:rPr>
-          <w:rFonts w:ascii="Times New Roman" w:hAnsi="Times New Roman"/>
-        </w:rPr>
-        <w:t>Sincerely,</w:t>
-      </w:r>
-    </w:p>
-    <w:p>
-      <w:pPr>
-        <w:rPr>
-          <w:rFonts w:ascii="Times New Roman" w:hAnsi="Times New Roman"/>
-        </w:rPr>
-      </w:pPr>
-    </w:p>
-    <w:p>
-      <w:pPr>
-        <w:rPr>
-          <w:rFonts w:ascii="Times New Roman" w:hAnsi="Times New Roman"/>
-        </w:rPr>
-      </w:pPr>
-    </w:p>
-    <w:p>
-      <w:pPr>
-        <w:rPr>
-          <w:rFonts w:ascii="Times New Roman" w:hAnsi="Times New Roman"/>
-        </w:rPr>
-      </w:pPr>
-    </w:p>
-    <w:p>
-      <w:pPr>
-        <w:rPr>
-          <w:rFonts w:ascii="Times New Roman" w:hAnsi="Times New Roman"/>
-        </w:rPr>
-      </w:pPr>
-      <w:r>
-        <w:rPr>
-          <w:rFonts w:ascii="Times New Roman" w:hAnsi="Times New Roman"/>
-        </w:rPr>
-        <w:t>&lt;&lt;cmg</w:t>
-      </w:r>
-      <w:r>
-        <w:rPr>
-          <w:rFonts w:ascii="Times New Roman" w:hAnsi="Times New Roman"/>
-        </w:rPr>
-        <w:t>Name&gt;&gt;</w:t>
-      </w:r>
-    </w:p>
-    <w:p>
-      <w:pPr>
-        <w:rPr>
-          <w:rFonts w:ascii="Times New Roman" w:hAnsi="Times New Roman"/>
-        </w:rPr>
-      </w:pPr>
-    </w:p>
-    <w:p>
-      <w:pPr>
-        <w:rPr>
-          <w:rFonts w:ascii="Times New Roman" w:hAnsi="Times New Roman"/>
-        </w:rPr>
-      </w:pPr>
-      <w:r>
-        <w:rPr>
-          <w:rFonts w:ascii="Times New Roman" w:hAnsi="Times New Roman"/>
-        </w:rPr>
-        <w:t>&lt;&lt;enclosures&gt;&gt;</w:t>
-      </w:r>
-    </w:p>
-    <w:p>
-      <w:pPr>
-        <w:rPr>
-          <w:rFonts w:ascii="Times New Roman" w:hAnsi="Times New Roman"/>
-        </w:rPr>
-      </w:pPr>
-    </w:p>
-    <w:tbl>
-      <w:tblPr>
-        <w:tblW w:w="9468" w:type="dxa"/>
-        <w:tblLook w:val="01E0" w:firstRow="1" w:lastRow="1" w:firstColumn="1" w:lastColumn="1" w:noHBand="0" w:noVBand="0"/>
-      </w:tblPr>
-      <w:tblGrid>
-        <w:gridCol w:w="1548"/>
-        <w:gridCol w:w="7920"/>
-      </w:tblGrid>
-      <w:tr>
-        <w:tc>
-          <w:tcPr>
-            <w:tcW w:w="1548" w:type="dxa"/>
-          </w:tcPr>
-          <w:p>
-            <w:pPr>
-              <w:rPr>
-                <w:rFonts w:ascii="Times New Roman" w:hAnsi="Times New Roman"/>
-              </w:rPr>
-            </w:pPr>
-            <w:r>
-              <w:rPr>
-                <w:rFonts w:ascii="Times New Roman" w:hAnsi="Times New Roman"/>
-              </w:rPr>
-              <w:t>&lt;&lt;cc</w:t>
-            </w:r>
-            <w:r>
-              <w:rPr>
-                <w:rFonts w:ascii="Times New Roman" w:hAnsi="Times New Roman"/>
-              </w:rPr>
-              <w:t>Tag</w:t>
-            </w:r>
-            <w:r>
-              <w:rPr>
-                <w:rFonts w:ascii="Times New Roman" w:hAnsi="Times New Roman"/>
-              </w:rPr>
-              <w:t>&gt;&gt;</w:t>
-            </w:r>
-          </w:p>
-        </w:tc>
-        <w:tc>
-          <w:tcPr>
-            <w:tcW w:w="7920" w:type="dxa"/>
-          </w:tcPr>
-          <w:p>
-            <w:pPr>
-              <w:rPr>
-                <w:rFonts w:ascii="Times New Roman" w:hAnsi="Times New Roman"/>
-              </w:rPr>
-            </w:pPr>
-            <w:r>
-              <w:rPr>
-                <w:rFonts w:ascii="Times New Roman" w:hAnsi="Times New Roman"/>
-              </w:rPr>
-              <w:t>&lt;</w:t>
-            </w:r>
-            <w:r>
-              <w:rPr>
-                <w:rFonts w:ascii="Times New Roman" w:hAnsi="Times New Roman"/>
-              </w:rPr>
-              <w:t>&lt;</w:t>
-            </w:r>
-            <w:r>
-              <w:rPr>
-                <w:rFonts w:ascii="Times New Roman" w:hAnsi="Times New Roman"/>
-              </w:rPr>
-              <w:t>ccName</w:t>
-            </w:r>
-            <w:r>
-              <w:rPr>
-                <w:rFonts w:ascii="Times New Roman" w:hAnsi="Times New Roman"/>
-              </w:rPr>
-              <w:t>&gt;&gt;</w:t>
-            </w:r>
-          </w:p>
-        </w:tc>
-      </w:tr>
-    </w:tbl>
     <w:p>
       <w:pPr>
         <w:tabs>
@@ -830,6 +468,51 @@
     <w:lsdException w:name="Subtitle" w:qFormat="1"/>
     <w:lsdException w:name="Strong" w:qFormat="1"/>
     <w:lsdException w:name="Emphasis" w:qFormat="1"/>
+    <w:lsdException w:name="Normal (Web)" w:uiPriority="99"/>
+    <w:lsdException w:name="Normal Table" w:semiHidden="1" w:unhideWhenUsed="1"/>
+    <w:lsdException w:name="Table Simple 1" w:semiHidden="1" w:unhideWhenUsed="1"/>
+    <w:lsdException w:name="Table Simple 2" w:semiHidden="1" w:unhideWhenUsed="1"/>
+    <w:lsdException w:name="Table Simple 3" w:semiHidden="1" w:unhideWhenUsed="1"/>
+    <w:lsdException w:name="Table Classic 1" w:semiHidden="1" w:unhideWhenUsed="1"/>
+    <w:lsdException w:name="Table Classic 2" w:semiHidden="1" w:unhideWhenUsed="1"/>
+    <w:lsdException w:name="Table Classic 3" w:semiHidden="1" w:unhideWhenUsed="1"/>
+    <w:lsdException w:name="Table Classic 4" w:semiHidden="1" w:unhideWhenUsed="1"/>
+    <w:lsdException w:name="Table Colorful 1" w:semiHidden="1" w:unhideWhenUsed="1"/>
+    <w:lsdException w:name="Table Colorful 2" w:semiHidden="1" w:unhideWhenUsed="1"/>
+    <w:lsdException w:name="Table Colorful 3" w:semiHidden="1" w:unhideWhenUsed="1"/>
+    <w:lsdException w:name="Table Columns 1" w:semiHidden="1" w:unhideWhenUsed="1"/>
+    <w:lsdException w:name="Table Columns 2" w:semiHidden="1" w:unhideWhenUsed="1"/>
+    <w:lsdException w:name="Table Columns 3" w:semiHidden="1" w:unhideWhenUsed="1"/>
+    <w:lsdException w:name="Table Columns 4" w:semiHidden="1" w:unhideWhenUsed="1"/>
+    <w:lsdException w:name="Table Columns 5" w:semiHidden="1" w:unhideWhenUsed="1"/>
+    <w:lsdException w:name="Table Grid 1" w:semiHidden="1" w:unhideWhenUsed="1"/>
+    <w:lsdException w:name="Table Grid 2" w:semiHidden="1" w:unhideWhenUsed="1"/>
+    <w:lsdException w:name="Table Grid 3" w:semiHidden="1" w:unhideWhenUsed="1"/>
+    <w:lsdException w:name="Table Grid 4" w:semiHidden="1" w:unhideWhenUsed="1"/>
+    <w:lsdException w:name="Table Grid 5" w:semiHidden="1" w:unhideWhenUsed="1"/>
+    <w:lsdException w:name="Table Grid 6" w:semiHidden="1" w:unhideWhenUsed="1"/>
+    <w:lsdException w:name="Table Grid 7" w:semiHidden="1" w:unhideWhenUsed="1"/>
+    <w:lsdException w:name="Table Grid 8" w:semiHidden="1" w:unhideWhenUsed="1"/>
+    <w:lsdException w:name="Table List 1" w:semiHidden="1" w:unhideWhenUsed="1"/>
+    <w:lsdException w:name="Table List 2" w:semiHidden="1" w:unhideWhenUsed="1"/>
+    <w:lsdException w:name="Table List 3" w:semiHidden="1" w:unhideWhenUsed="1"/>
+    <w:lsdException w:name="Table List 4" w:semiHidden="1" w:unhideWhenUsed="1"/>
+    <w:lsdException w:name="Table List 5" w:semiHidden="1" w:unhideWhenUsed="1"/>
+    <w:lsdException w:name="Table List 6" w:semiHidden="1" w:unhideWhenUsed="1"/>
+    <w:lsdException w:name="Table List 7" w:semiHidden="1" w:unhideWhenUsed="1"/>
+    <w:lsdException w:name="Table List 8" w:semiHidden="1" w:unhideWhenUsed="1"/>
+    <w:lsdException w:name="Table 3D effects 1" w:semiHidden="1" w:unhideWhenUsed="1"/>
+    <w:lsdException w:name="Table 3D effects 2" w:semiHidden="1" w:unhideWhenUsed="1"/>
+    <w:lsdException w:name="Table 3D effects 3" w:semiHidden="1" w:unhideWhenUsed="1"/>
+    <w:lsdException w:name="Table Contemporary" w:semiHidden="1" w:unhideWhenUsed="1"/>
+    <w:lsdException w:name="Table Elegant" w:semiHidden="1" w:unhideWhenUsed="1"/>
+    <w:lsdException w:name="Table Professional" w:semiHidden="1" w:unhideWhenUsed="1"/>
+    <w:lsdException w:name="Table Subtle 1" w:semiHidden="1" w:unhideWhenUsed="1"/>
+    <w:lsdException w:name="Table Subtle 2" w:semiHidden="1" w:unhideWhenUsed="1"/>
+    <w:lsdException w:name="Table Web 1" w:semiHidden="1" w:unhideWhenUsed="1"/>
+    <w:lsdException w:name="Table Web 2" w:semiHidden="1" w:unhideWhenUsed="1"/>
+    <w:lsdException w:name="Table Web 3" w:semiHidden="1" w:unhideWhenUsed="1"/>
+    <w:lsdException w:name="Table Theme" w:semiHidden="1" w:unhideWhenUsed="1"/>
     <w:lsdException w:name="Placeholder Text" w:semiHidden="1" w:uiPriority="99"/>
     <w:lsdException w:name="No Spacing" w:uiPriority="1" w:qFormat="1"/>
     <w:lsdException w:name="Light Shading" w:uiPriority="60"/>
@@ -1068,11 +751,14 @@
   </w:style>
   <w:style w:type="character" w:default="1" w:styleId="DefaultParagraphFont">
     <w:name w:val="Default Paragraph Font"/>
-    <w:semiHidden/>
+    <w:uiPriority w:val="1"/>
+    <w:unhideWhenUsed/>
   </w:style>
   <w:style w:type="table" w:default="1" w:styleId="TableNormal">
     <w:name w:val="Normal Table"/>
+    <w:uiPriority w:val="99"/>
     <w:semiHidden/>
+    <w:unhideWhenUsed/>
     <w:tblPr>
       <w:tblInd w:w="0" w:type="dxa"/>
       <w:tblCellMar>
@@ -1085,7 +771,9 @@
   </w:style>
   <w:style w:type="numbering" w:default="1" w:styleId="NoList">
     <w:name w:val="No List"/>
+    <w:uiPriority w:val="99"/>
     <w:semiHidden/>
+    <w:unhideWhenUsed/>
   </w:style>
   <w:style w:type="character" w:styleId="FootnoteReference">
     <w:name w:val="footnote reference"/>
@@ -1146,6 +834,25 @@
         <w:insideV w:val="single" w:sz="4" w:space="0" w:color="auto"/>
       </w:tblBorders>
     </w:tblPr>
+  </w:style>
+  <w:style w:type="paragraph" w:styleId="NormalWeb">
+    <w:name w:val="Normal (Web)"/>
+    <w:basedOn w:val="Normal"/>
+    <w:uiPriority w:val="99"/>
+    <w:unhideWhenUsed/>
+    <w:rsid w:val="00307AF0"/>
+    <w:pPr>
+      <w:widowControl/>
+      <w:autoSpaceDE/>
+      <w:autoSpaceDN/>
+      <w:adjustRightInd/>
+      <w:spacing w:before="100" w:beforeAutospacing="1" w:after="100" w:afterAutospacing="1"/>
+    </w:pPr>
+    <w:rPr>
+      <w:rFonts w:ascii="Calibri" w:eastAsia="Calibri" w:hAnsi="Calibri" w:cs="Calibri"/>
+      <w:sz w:val="22"/>
+      <w:szCs w:val="22"/>
+    </w:rPr>
   </w:style>
 </w:styles>
 </file>
